--- a/docs/business/04-user-stories-and-acceptance-criteria.docx
+++ b/docs/business/04-user-stories-and-acceptance-criteria.docx
@@ -7,7 +7,7 @@
         <w:pStyle w:val="Title"/>
       </w:pPr>
       <w:r>
-        <w:t xml:space="preserve">04 — User Stories and Acceptance Criteria</w:t>
+        <w:t xml:space="preserve">User Stories and Acceptance Criteria</w:t>
       </w:r>
     </w:p>
     <w:p>
@@ -60,9 +60,214 @@
         </w:p>
       </w:sdtContent>
     </w:sdt>
-    <w:p>
-      <w:pPr>
-        <w:pStyle w:val="FirstParagraph"/>
+    <w:tbl>
+      <w:tblPr>
+        <w:tblStyle w:val="Table"/>
+        <w:tblW w:type="pct" w:w="5000"/>
+        <w:tblLook w:firstRow="1" w:lastRow="0" w:firstColumn="0" w:lastColumn="0" w:noHBand="0" w:noVBand="0" w:val="0020"/>
+        <w:jc w:val="start"/>
+      </w:tblPr>
+      <w:tblGrid>
+        <w:gridCol w:w="1584"/>
+        <w:gridCol w:w="1584"/>
+        <w:gridCol w:w="1584"/>
+        <w:gridCol w:w="1584"/>
+        <w:gridCol w:w="1584"/>
+      </w:tblGrid>
+      <w:tr>
+        <w:trPr>
+          <w:tblHeader w:val="true"/>
+          <w:tblHeader w:val="true"/>
+        </w:trPr>
+        <w:tc>
+          <w:tcPr>
+            <w:shd w:val="clear" w:color="auto" w:fill="213368"/>
+          </w:tcPr>
+          <w:p>
+            <w:pPr>
+              <w:pStyle w:val="Compact"/>
+              <w:spacing w:before="20" w:after="20"/>
+              <w:jc w:val="left"/>
+            </w:pPr>
+            <w:r>
+              <w:rPr>
+                <w:b/>
+                <w:color w:val="FFFFFF"/>
+                <w:sz w:val="17"/>
+              </w:rPr>
+              <w:t xml:space="preserve">Document</w:t>
+            </w:r>
+          </w:p>
+        </w:tc>
+        <w:tc>
+          <w:tcPr>
+            <w:shd w:val="clear" w:color="auto" w:fill="213368"/>
+          </w:tcPr>
+          <w:p>
+            <w:pPr>
+              <w:pStyle w:val="Compact"/>
+              <w:spacing w:before="20" w:after="20"/>
+              <w:jc w:val="left"/>
+            </w:pPr>
+            <w:r>
+              <w:rPr>
+                <w:b/>
+                <w:color w:val="FFFFFF"/>
+                <w:sz w:val="17"/>
+              </w:rPr>
+              <w:t xml:space="preserve">Version</w:t>
+            </w:r>
+          </w:p>
+        </w:tc>
+        <w:tc>
+          <w:tcPr>
+            <w:shd w:val="clear" w:color="auto" w:fill="213368"/>
+          </w:tcPr>
+          <w:p>
+            <w:pPr>
+              <w:pStyle w:val="Compact"/>
+              <w:spacing w:before="20" w:after="20"/>
+              <w:jc w:val="left"/>
+            </w:pPr>
+            <w:r>
+              <w:rPr>
+                <w:b/>
+                <w:color w:val="FFFFFF"/>
+                <w:sz w:val="17"/>
+              </w:rPr>
+              <w:t xml:space="preserve">Date</w:t>
+            </w:r>
+          </w:p>
+        </w:tc>
+        <w:tc>
+          <w:tcPr>
+            <w:shd w:val="clear" w:color="auto" w:fill="213368"/>
+          </w:tcPr>
+          <w:p>
+            <w:pPr>
+              <w:pStyle w:val="Compact"/>
+              <w:spacing w:before="20" w:after="20"/>
+              <w:jc w:val="left"/>
+            </w:pPr>
+            <w:r>
+              <w:rPr>
+                <w:b/>
+                <w:color w:val="FFFFFF"/>
+                <w:sz w:val="17"/>
+              </w:rPr>
+              <w:t xml:space="preserve">Owner</w:t>
+            </w:r>
+          </w:p>
+        </w:tc>
+        <w:tc>
+          <w:tcPr>
+            <w:shd w:val="clear" w:color="auto" w:fill="213368"/>
+          </w:tcPr>
+          <w:p>
+            <w:pPr>
+              <w:pStyle w:val="Compact"/>
+              <w:spacing w:before="20" w:after="20"/>
+              <w:jc w:val="left"/>
+            </w:pPr>
+            <w:r>
+              <w:rPr>
+                <w:b/>
+                <w:color w:val="FFFFFF"/>
+                <w:sz w:val="17"/>
+              </w:rPr>
+              <w:t xml:space="preserve">Status</w:t>
+            </w:r>
+          </w:p>
+        </w:tc>
+      </w:tr>
+      <w:tr>
+        <w:tc>
+          <w:tcPr/>
+          <w:p>
+            <w:pPr>
+              <w:pStyle w:val="Compact"/>
+              <w:spacing w:before="20" w:after="20"/>
+              <w:jc w:val="left"/>
+            </w:pPr>
+            <w:r>
+              <w:rPr>
+                <w:sz w:val="17"/>
+              </w:rPr>
+              <w:t xml:space="preserve">User Stories and Acceptance Criteria</w:t>
+            </w:r>
+          </w:p>
+        </w:tc>
+        <w:tc>
+          <w:tcPr>
+            <w:noWrap/>
+          </w:tcPr>
+          <w:p>
+            <w:pPr>
+              <w:pStyle w:val="Compact"/>
+              <w:spacing w:before="20" w:after="20"/>
+              <w:jc w:val="left"/>
+            </w:pPr>
+            <w:r>
+              <w:rPr>
+                <w:sz w:val="17"/>
+              </w:rPr>
+              <w:t xml:space="preserve">1.0</w:t>
+            </w:r>
+          </w:p>
+        </w:tc>
+        <w:tc>
+          <w:tcPr/>
+          <w:p>
+            <w:pPr>
+              <w:pStyle w:val="Compact"/>
+              <w:spacing w:before="20" w:after="20"/>
+              <w:jc w:val="left"/>
+            </w:pPr>
+            <w:r>
+              <w:rPr>
+                <w:sz w:val="17"/>
+              </w:rPr>
+              <w:t xml:space="preserve">07 October 2026</w:t>
+            </w:r>
+          </w:p>
+        </w:tc>
+        <w:tc>
+          <w:tcPr/>
+          <w:p>
+            <w:pPr>
+              <w:pStyle w:val="Compact"/>
+              <w:spacing w:before="20" w:after="20"/>
+              <w:jc w:val="left"/>
+            </w:pPr>
+            <w:r>
+              <w:rPr>
+                <w:sz w:val="17"/>
+              </w:rPr>
+              <w:t xml:space="preserve">iorta TechNXT — Business Analysis</w:t>
+            </w:r>
+          </w:p>
+        </w:tc>
+        <w:tc>
+          <w:tcPr/>
+          <w:p>
+            <w:pPr>
+              <w:pStyle w:val="Compact"/>
+              <w:spacing w:before="20" w:after="20"/>
+              <w:jc w:val="left"/>
+            </w:pPr>
+            <w:r>
+              <w:rPr>
+                <w:sz w:val="17"/>
+              </w:rPr>
+              <w:t xml:space="preserve">Issued for submission</w:t>
+            </w:r>
+          </w:p>
+        </w:tc>
+      </w:tr>
+    </w:tbl>
+    <w:p>
+      <w:pPr>
+        <w:pStyle w:val="BodyText"/>
       </w:pPr>
       <w:r>
         <w:rPr>
@@ -75,7 +280,7 @@
         <w:t xml:space="preserve"> </w:t>
       </w:r>
       <w:r>
-        <w:t xml:space="preserve">· iorta TechNXT · Version 1.0 · October 2026</w:t>
+        <w:t xml:space="preserve">· prepared by iorta TechNXT</w:t>
       </w:r>
     </w:p>
     <w:bookmarkStart w:id="21" w:name="Xda547aec3cdfabb4ff6d2cdbda7698df72c2eea"/>
@@ -160,7 +365,7 @@
         <w:t xml:space="preserve"> </w:t>
       </w:r>
       <w:r>
-        <w:t xml:space="preserve">(staff), as defined in doc 06. FR IDs refer to doc 02.</w:t>
+        <w:t xml:space="preserve">(staff), as defined in doc 06. FR IDs refer to doc 02. References such as "doc 05" point to the companion documents listed in the Business and Product Documentation index (00-index.pdf).</w:t>
       </w:r>
     </w:p>
     <w:p>
@@ -291,13 +496,50 @@
         <w:t xml:space="preserve">are active at version 1.</w:t>
       </w:r>
     </w:p>
-    <w:bookmarkStart w:id="20" w:name="epic-overview"/>
+    <w:p>
+      <w:pPr>
+        <w:numPr>
+          <w:ilvl w:val="0"/>
+          <w:numId w:val="1001"/>
+        </w:numPr>
+        <w:pStyle w:val="Compact"/>
+      </w:pPr>
+      <w:r>
+        <w:rPr>
+          <w:bCs/>
+          <w:b/>
+        </w:rPr>
+        <w:t xml:space="preserve">Automated acceptance tests.</w:t>
+      </w:r>
+      <w:r>
+        <w:t xml:space="preserve"> </w:t>
+      </w:r>
+      <w:r>
+        <w:t xml:space="preserve">Each scenario is one automated test named "US-nnn · scenario title" in</w:t>
+      </w:r>
+      <w:r>
+        <w:t xml:space="preserve"> </w:t>
+      </w:r>
+      <w:r>
+        <w:rPr>
+          <w:rStyle w:val="VerbatimChar"/>
+        </w:rPr>
+        <w:t xml:space="preserve">test/functional/*.test.js</w:t>
+      </w:r>
+      <w:r>
+        <w:t xml:space="preserve"> </w:t>
+      </w:r>
+      <w:r>
+        <w:t xml:space="preserve">(124 scenarios: 121 automated, 3 verified manually or in UAT: US-055 fleet view, US-076 language toggle, US-077 physical QR scan). All automated scenarios pass. Results are recorded in docs/quality/TASCO-Test-Cases-and-Results.xlsx. Scenario titles marked "(target behaviour)" keep their original names for traceability; the behaviour is now implemented.</w:t>
+      </w:r>
+    </w:p>
+    <w:bookmarkStart w:id="20" w:name="Xd50517b0c9fa4f41e2e4103f5d3ee2aaeca6216"/>
     <w:p>
       <w:pPr>
         <w:pStyle w:val="Heading3"/>
       </w:pPr>
       <w:r>
-        <w:t xml:space="preserve">Epic overview</w:t>
+        <w:t xml:space="preserve">0.1 Epic overview</w:t>
       </w:r>
     </w:p>
     <w:tbl>
@@ -325,12 +567,14 @@
           <w:p>
             <w:pPr>
               <w:pStyle w:val="Compact"/>
+              <w:spacing w:before="20" w:after="20"/>
               <w:jc w:val="left"/>
             </w:pPr>
             <w:r>
               <w:rPr>
                 <w:b/>
                 <w:color w:val="FFFFFF"/>
+                <w:sz w:val="18"/>
               </w:rPr>
               <w:t xml:space="preserve">Epic</w:t>
             </w:r>
@@ -343,12 +587,14 @@
           <w:p>
             <w:pPr>
               <w:pStyle w:val="Compact"/>
+              <w:spacing w:before="20" w:after="20"/>
               <w:jc w:val="left"/>
             </w:pPr>
             <w:r>
               <w:rPr>
                 <w:b/>
                 <w:color w:val="FFFFFF"/>
+                <w:sz w:val="18"/>
               </w:rPr>
               <w:t xml:space="preserve">Name</w:t>
             </w:r>
@@ -361,12 +607,14 @@
           <w:p>
             <w:pPr>
               <w:pStyle w:val="Compact"/>
+              <w:spacing w:before="20" w:after="20"/>
               <w:jc w:val="left"/>
             </w:pPr>
             <w:r>
               <w:rPr>
                 <w:b/>
                 <w:color w:val="FFFFFF"/>
+                <w:sz w:val="18"/>
               </w:rPr>
               <w:t xml:space="preserve">Track</w:t>
             </w:r>
@@ -379,12 +627,14 @@
           <w:p>
             <w:pPr>
               <w:pStyle w:val="Compact"/>
+              <w:spacing w:before="20" w:after="20"/>
               <w:jc w:val="left"/>
             </w:pPr>
             <w:r>
               <w:rPr>
                 <w:b/>
                 <w:color w:val="FFFFFF"/>
+                <w:sz w:val="18"/>
               </w:rPr>
               <w:t xml:space="preserve">Stories</w:t>
             </w:r>
@@ -393,13 +643,19 @@
       </w:tr>
       <w:tr>
         <w:tc>
-          <w:tcPr/>
+          <w:tcPr>
+            <w:noWrap/>
+          </w:tcPr>
           <w:p>
             <w:pPr>
               <w:pStyle w:val="Compact"/>
+              <w:spacing w:before="20" w:after="20"/>
               <w:jc w:val="left"/>
             </w:pPr>
             <w:r>
+              <w:rPr>
+                <w:sz w:val="18"/>
+              </w:rPr>
               <w:t xml:space="preserve">EP-01</w:t>
             </w:r>
           </w:p>
@@ -409,33 +665,49 @@
           <w:p>
             <w:pPr>
               <w:pStyle w:val="Compact"/>
+              <w:spacing w:before="20" w:after="20"/>
               <w:jc w:val="left"/>
             </w:pPr>
             <w:r>
+              <w:rPr>
+                <w:sz w:val="18"/>
+              </w:rPr>
               <w:t xml:space="preserve">Data foundation and repair</w:t>
             </w:r>
           </w:p>
         </w:tc>
         <w:tc>
-          <w:tcPr/>
+          <w:tcPr>
+            <w:noWrap/>
+          </w:tcPr>
           <w:p>
             <w:pPr>
               <w:pStyle w:val="Compact"/>
+              <w:spacing w:before="20" w:after="20"/>
               <w:jc w:val="left"/>
             </w:pPr>
             <w:r>
+              <w:rPr>
+                <w:sz w:val="18"/>
+              </w:rPr>
               <w:t xml:space="preserve">T2</w:t>
             </w:r>
           </w:p>
         </w:tc>
         <w:tc>
-          <w:tcPr/>
+          <w:tcPr>
+            <w:noWrap/>
+          </w:tcPr>
           <w:p>
             <w:pPr>
               <w:pStyle w:val="Compact"/>
+              <w:spacing w:before="20" w:after="20"/>
               <w:jc w:val="left"/>
             </w:pPr>
             <w:r>
+              <w:rPr>
+                <w:sz w:val="18"/>
+              </w:rPr>
               <w:t xml:space="preserve">US-001 – US-006</w:t>
             </w:r>
           </w:p>
@@ -443,13 +715,19 @@
       </w:tr>
       <w:tr>
         <w:tc>
-          <w:tcPr/>
+          <w:tcPr>
+            <w:noWrap/>
+          </w:tcPr>
           <w:p>
             <w:pPr>
               <w:pStyle w:val="Compact"/>
+              <w:spacing w:before="20" w:after="20"/>
               <w:jc w:val="left"/>
             </w:pPr>
             <w:r>
+              <w:rPr>
+                <w:sz w:val="18"/>
+              </w:rPr>
               <w:t xml:space="preserve">EP-02</w:t>
             </w:r>
           </w:p>
@@ -459,33 +737,49 @@
           <w:p>
             <w:pPr>
               <w:pStyle w:val="Compact"/>
+              <w:spacing w:before="20" w:after="20"/>
               <w:jc w:val="left"/>
             </w:pPr>
             <w:r>
+              <w:rPr>
+                <w:sz w:val="18"/>
+              </w:rPr>
               <w:t xml:space="preserve">Lead prioritisation</w:t>
             </w:r>
           </w:p>
         </w:tc>
         <w:tc>
-          <w:tcPr/>
+          <w:tcPr>
+            <w:noWrap/>
+          </w:tcPr>
           <w:p>
             <w:pPr>
               <w:pStyle w:val="Compact"/>
+              <w:spacing w:before="20" w:after="20"/>
               <w:jc w:val="left"/>
             </w:pPr>
             <w:r>
+              <w:rPr>
+                <w:sz w:val="18"/>
+              </w:rPr>
               <w:t xml:space="preserve">T2</w:t>
             </w:r>
           </w:p>
         </w:tc>
         <w:tc>
-          <w:tcPr/>
+          <w:tcPr>
+            <w:noWrap/>
+          </w:tcPr>
           <w:p>
             <w:pPr>
               <w:pStyle w:val="Compact"/>
+              <w:spacing w:before="20" w:after="20"/>
               <w:jc w:val="left"/>
             </w:pPr>
             <w:r>
+              <w:rPr>
+                <w:sz w:val="18"/>
+              </w:rPr>
               <w:t xml:space="preserve">US-007 – US-011</w:t>
             </w:r>
           </w:p>
@@ -493,13 +787,19 @@
       </w:tr>
       <w:tr>
         <w:tc>
-          <w:tcPr/>
+          <w:tcPr>
+            <w:noWrap/>
+          </w:tcPr>
           <w:p>
             <w:pPr>
               <w:pStyle w:val="Compact"/>
+              <w:spacing w:before="20" w:after="20"/>
               <w:jc w:val="left"/>
             </w:pPr>
             <w:r>
+              <w:rPr>
+                <w:sz w:val="18"/>
+              </w:rPr>
               <w:t xml:space="preserve">EP-03</w:t>
             </w:r>
           </w:p>
@@ -509,33 +809,49 @@
           <w:p>
             <w:pPr>
               <w:pStyle w:val="Compact"/>
+              <w:spacing w:before="20" w:after="20"/>
               <w:jc w:val="left"/>
             </w:pPr>
             <w:r>
+              <w:rPr>
+                <w:sz w:val="18"/>
+              </w:rPr>
               <w:t xml:space="preserve">Renewal journeys (TASCO book)</w:t>
             </w:r>
           </w:p>
         </w:tc>
         <w:tc>
-          <w:tcPr/>
+          <w:tcPr>
+            <w:noWrap/>
+          </w:tcPr>
           <w:p>
             <w:pPr>
               <w:pStyle w:val="Compact"/>
+              <w:spacing w:before="20" w:after="20"/>
               <w:jc w:val="left"/>
             </w:pPr>
             <w:r>
+              <w:rPr>
+                <w:sz w:val="18"/>
+              </w:rPr>
               <w:t xml:space="preserve">T3</w:t>
             </w:r>
           </w:p>
         </w:tc>
         <w:tc>
-          <w:tcPr/>
+          <w:tcPr>
+            <w:noWrap/>
+          </w:tcPr>
           <w:p>
             <w:pPr>
               <w:pStyle w:val="Compact"/>
+              <w:spacing w:before="20" w:after="20"/>
               <w:jc w:val="left"/>
             </w:pPr>
             <w:r>
+              <w:rPr>
+                <w:sz w:val="18"/>
+              </w:rPr>
               <w:t xml:space="preserve">US-012 – US-016</w:t>
             </w:r>
           </w:p>
@@ -543,13 +859,19 @@
       </w:tr>
       <w:tr>
         <w:tc>
-          <w:tcPr/>
+          <w:tcPr>
+            <w:noWrap/>
+          </w:tcPr>
           <w:p>
             <w:pPr>
               <w:pStyle w:val="Compact"/>
+              <w:spacing w:before="20" w:after="20"/>
               <w:jc w:val="left"/>
             </w:pPr>
             <w:r>
+              <w:rPr>
+                <w:sz w:val="18"/>
+              </w:rPr>
               <w:t xml:space="preserve">EP-04</w:t>
             </w:r>
           </w:p>
@@ -559,9 +881,13 @@
           <w:p>
             <w:pPr>
               <w:pStyle w:val="Compact"/>
+              <w:spacing w:before="20" w:after="20"/>
               <w:jc w:val="left"/>
             </w:pPr>
             <w:r>
+              <w:rPr>
+                <w:sz w:val="18"/>
+              </w:rPr>
               <w:t xml:space="preserve">New-business journeys and moments of truth</w:t>
             </w:r>
           </w:p>
@@ -571,21 +897,31 @@
           <w:p>
             <w:pPr>
               <w:pStyle w:val="Compact"/>
+              <w:spacing w:before="20" w:after="20"/>
               <w:jc w:val="left"/>
             </w:pPr>
             <w:r>
+              <w:rPr>
+                <w:sz w:val="18"/>
+              </w:rPr>
               <w:t xml:space="preserve">NB</w:t>
             </w:r>
           </w:p>
         </w:tc>
         <w:tc>
-          <w:tcPr/>
+          <w:tcPr>
+            <w:noWrap/>
+          </w:tcPr>
           <w:p>
             <w:pPr>
               <w:pStyle w:val="Compact"/>
+              <w:spacing w:before="20" w:after="20"/>
               <w:jc w:val="left"/>
             </w:pPr>
             <w:r>
+              <w:rPr>
+                <w:sz w:val="18"/>
+              </w:rPr>
               <w:t xml:space="preserve">US-017 – US-022</w:t>
             </w:r>
           </w:p>
@@ -593,13 +929,19 @@
       </w:tr>
       <w:tr>
         <w:tc>
-          <w:tcPr/>
+          <w:tcPr>
+            <w:noWrap/>
+          </w:tcPr>
           <w:p>
             <w:pPr>
               <w:pStyle w:val="Compact"/>
+              <w:spacing w:before="20" w:after="20"/>
               <w:jc w:val="left"/>
             </w:pPr>
             <w:r>
+              <w:rPr>
+                <w:sz w:val="18"/>
+              </w:rPr>
               <w:t xml:space="preserve">EP-05</w:t>
             </w:r>
           </w:p>
@@ -609,33 +951,49 @@
           <w:p>
             <w:pPr>
               <w:pStyle w:val="Compact"/>
+              <w:spacing w:before="20" w:after="20"/>
               <w:jc w:val="left"/>
             </w:pPr>
             <w:r>
+              <w:rPr>
+                <w:sz w:val="18"/>
+              </w:rPr>
               <w:t xml:space="preserve">AI voice bot</w:t>
             </w:r>
           </w:p>
         </w:tc>
         <w:tc>
-          <w:tcPr/>
+          <w:tcPr>
+            <w:noWrap/>
+          </w:tcPr>
           <w:p>
             <w:pPr>
               <w:pStyle w:val="Compact"/>
+              <w:spacing w:before="20" w:after="20"/>
               <w:jc w:val="left"/>
             </w:pPr>
             <w:r>
+              <w:rPr>
+                <w:sz w:val="18"/>
+              </w:rPr>
               <w:t xml:space="preserve">T1</w:t>
             </w:r>
           </w:p>
         </w:tc>
         <w:tc>
-          <w:tcPr/>
+          <w:tcPr>
+            <w:noWrap/>
+          </w:tcPr>
           <w:p>
             <w:pPr>
               <w:pStyle w:val="Compact"/>
+              <w:spacing w:before="20" w:after="20"/>
               <w:jc w:val="left"/>
             </w:pPr>
             <w:r>
+              <w:rPr>
+                <w:sz w:val="18"/>
+              </w:rPr>
               <w:t xml:space="preserve">US-023 – US-031</w:t>
             </w:r>
           </w:p>
@@ -643,13 +1001,19 @@
       </w:tr>
       <w:tr>
         <w:tc>
-          <w:tcPr/>
+          <w:tcPr>
+            <w:noWrap/>
+          </w:tcPr>
           <w:p>
             <w:pPr>
               <w:pStyle w:val="Compact"/>
+              <w:spacing w:before="20" w:after="20"/>
               <w:jc w:val="left"/>
             </w:pPr>
             <w:r>
+              <w:rPr>
+                <w:sz w:val="18"/>
+              </w:rPr>
               <w:t xml:space="preserve">EP-06</w:t>
             </w:r>
           </w:p>
@@ -659,33 +1023,49 @@
           <w:p>
             <w:pPr>
               <w:pStyle w:val="Compact"/>
+              <w:spacing w:before="20" w:after="20"/>
               <w:jc w:val="left"/>
             </w:pPr>
             <w:r>
+              <w:rPr>
+                <w:sz w:val="18"/>
+              </w:rPr>
               <w:t xml:space="preserve">Telesales closing</w:t>
             </w:r>
           </w:p>
         </w:tc>
         <w:tc>
-          <w:tcPr/>
+          <w:tcPr>
+            <w:noWrap/>
+          </w:tcPr>
           <w:p>
             <w:pPr>
               <w:pStyle w:val="Compact"/>
+              <w:spacing w:before="20" w:after="20"/>
               <w:jc w:val="left"/>
             </w:pPr>
             <w:r>
+              <w:rPr>
+                <w:sz w:val="18"/>
+              </w:rPr>
               <w:t xml:space="preserve">T1</w:t>
             </w:r>
           </w:p>
         </w:tc>
         <w:tc>
-          <w:tcPr/>
+          <w:tcPr>
+            <w:noWrap/>
+          </w:tcPr>
           <w:p>
             <w:pPr>
               <w:pStyle w:val="Compact"/>
+              <w:spacing w:before="20" w:after="20"/>
               <w:jc w:val="left"/>
             </w:pPr>
             <w:r>
+              <w:rPr>
+                <w:sz w:val="18"/>
+              </w:rPr>
               <w:t xml:space="preserve">US-032 – US-035</w:t>
             </w:r>
           </w:p>
@@ -693,13 +1073,19 @@
       </w:tr>
       <w:tr>
         <w:tc>
-          <w:tcPr/>
+          <w:tcPr>
+            <w:noWrap/>
+          </w:tcPr>
           <w:p>
             <w:pPr>
               <w:pStyle w:val="Compact"/>
+              <w:spacing w:before="20" w:after="20"/>
               <w:jc w:val="left"/>
             </w:pPr>
             <w:r>
+              <w:rPr>
+                <w:sz w:val="18"/>
+              </w:rPr>
               <w:t xml:space="preserve">EP-07</w:t>
             </w:r>
           </w:p>
@@ -709,33 +1095,49 @@
           <w:p>
             <w:pPr>
               <w:pStyle w:val="Compact"/>
+              <w:spacing w:before="20" w:after="20"/>
               <w:jc w:val="left"/>
             </w:pPr>
             <w:r>
+              <w:rPr>
+                <w:sz w:val="18"/>
+              </w:rPr>
               <w:t xml:space="preserve">Customer app: renew and self-service</w:t>
             </w:r>
           </w:p>
         </w:tc>
         <w:tc>
-          <w:tcPr/>
+          <w:tcPr>
+            <w:noWrap/>
+          </w:tcPr>
           <w:p>
             <w:pPr>
               <w:pStyle w:val="Compact"/>
+              <w:spacing w:before="20" w:after="20"/>
               <w:jc w:val="left"/>
             </w:pPr>
             <w:r>
+              <w:rPr>
+                <w:sz w:val="18"/>
+              </w:rPr>
               <w:t xml:space="preserve">T3</w:t>
             </w:r>
           </w:p>
         </w:tc>
         <w:tc>
-          <w:tcPr/>
+          <w:tcPr>
+            <w:noWrap/>
+          </w:tcPr>
           <w:p>
             <w:pPr>
               <w:pStyle w:val="Compact"/>
+              <w:spacing w:before="20" w:after="20"/>
               <w:jc w:val="left"/>
             </w:pPr>
             <w:r>
+              <w:rPr>
+                <w:sz w:val="18"/>
+              </w:rPr>
               <w:t xml:space="preserve">US-036 – US-042</w:t>
             </w:r>
           </w:p>
@@ -743,13 +1145,19 @@
       </w:tr>
       <w:tr>
         <w:tc>
-          <w:tcPr/>
+          <w:tcPr>
+            <w:noWrap/>
+          </w:tcPr>
           <w:p>
             <w:pPr>
               <w:pStyle w:val="Compact"/>
+              <w:spacing w:before="20" w:after="20"/>
               <w:jc w:val="left"/>
             </w:pPr>
             <w:r>
+              <w:rPr>
+                <w:sz w:val="18"/>
+              </w:rPr>
               <w:t xml:space="preserve">EP-08</w:t>
             </w:r>
           </w:p>
@@ -759,33 +1167,49 @@
           <w:p>
             <w:pPr>
               <w:pStyle w:val="Compact"/>
+              <w:spacing w:before="20" w:after="20"/>
               <w:jc w:val="left"/>
             </w:pPr>
             <w:r>
+              <w:rPr>
+                <w:sz w:val="18"/>
+              </w:rPr>
               <w:t xml:space="preserve">Value beyond discount and cross-sell</w:t>
             </w:r>
           </w:p>
         </w:tc>
         <w:tc>
-          <w:tcPr/>
+          <w:tcPr>
+            <w:noWrap/>
+          </w:tcPr>
           <w:p>
             <w:pPr>
               <w:pStyle w:val="Compact"/>
+              <w:spacing w:before="20" w:after="20"/>
               <w:jc w:val="left"/>
             </w:pPr>
             <w:r>
+              <w:rPr>
+                <w:sz w:val="18"/>
+              </w:rPr>
               <w:t xml:space="preserve">T4</w:t>
             </w:r>
           </w:p>
         </w:tc>
         <w:tc>
-          <w:tcPr/>
+          <w:tcPr>
+            <w:noWrap/>
+          </w:tcPr>
           <w:p>
             <w:pPr>
               <w:pStyle w:val="Compact"/>
+              <w:spacing w:before="20" w:after="20"/>
               <w:jc w:val="left"/>
             </w:pPr>
             <w:r>
+              <w:rPr>
+                <w:sz w:val="18"/>
+              </w:rPr>
               <w:t xml:space="preserve">US-043 – US-048</w:t>
             </w:r>
           </w:p>
@@ -793,13 +1217,19 @@
       </w:tr>
       <w:tr>
         <w:tc>
-          <w:tcPr/>
+          <w:tcPr>
+            <w:noWrap/>
+          </w:tcPr>
           <w:p>
             <w:pPr>
               <w:pStyle w:val="Compact"/>
+              <w:spacing w:before="20" w:after="20"/>
               <w:jc w:val="left"/>
             </w:pPr>
             <w:r>
+              <w:rPr>
+                <w:sz w:val="18"/>
+              </w:rPr>
               <w:t xml:space="preserve">EP-09</w:t>
             </w:r>
           </w:p>
@@ -809,9 +1239,13 @@
           <w:p>
             <w:pPr>
               <w:pStyle w:val="Compact"/>
+              <w:spacing w:before="20" w:after="20"/>
               <w:jc w:val="left"/>
             </w:pPr>
             <w:r>
+              <w:rPr>
+                <w:sz w:val="18"/>
+              </w:rPr>
               <w:t xml:space="preserve">Partner channel</w:t>
             </w:r>
           </w:p>
@@ -821,21 +1255,31 @@
           <w:p>
             <w:pPr>
               <w:pStyle w:val="Compact"/>
+              <w:spacing w:before="20" w:after="20"/>
               <w:jc w:val="left"/>
             </w:pPr>
             <w:r>
+              <w:rPr>
+                <w:sz w:val="18"/>
+              </w:rPr>
               <w:t xml:space="preserve">NB</w:t>
             </w:r>
           </w:p>
         </w:tc>
         <w:tc>
-          <w:tcPr/>
+          <w:tcPr>
+            <w:noWrap/>
+          </w:tcPr>
           <w:p>
             <w:pPr>
               <w:pStyle w:val="Compact"/>
+              <w:spacing w:before="20" w:after="20"/>
               <w:jc w:val="left"/>
             </w:pPr>
             <w:r>
+              <w:rPr>
+                <w:sz w:val="18"/>
+              </w:rPr>
               <w:t xml:space="preserve">US-049 – US-053</w:t>
             </w:r>
           </w:p>
@@ -843,13 +1287,19 @@
       </w:tr>
       <w:tr>
         <w:tc>
-          <w:tcPr/>
+          <w:tcPr>
+            <w:noWrap/>
+          </w:tcPr>
           <w:p>
             <w:pPr>
               <w:pStyle w:val="Compact"/>
+              <w:spacing w:before="20" w:after="20"/>
               <w:jc w:val="left"/>
             </w:pPr>
             <w:r>
+              <w:rPr>
+                <w:sz w:val="18"/>
+              </w:rPr>
               <w:t xml:space="preserve">EP-10</w:t>
             </w:r>
           </w:p>
@@ -859,9 +1309,13 @@
           <w:p>
             <w:pPr>
               <w:pStyle w:val="Compact"/>
+              <w:spacing w:before="20" w:after="20"/>
               <w:jc w:val="left"/>
             </w:pPr>
             <w:r>
+              <w:rPr>
+                <w:sz w:val="18"/>
+              </w:rPr>
               <w:t xml:space="preserve">Fleet / B2B</w:t>
             </w:r>
           </w:p>
@@ -871,21 +1325,31 @@
           <w:p>
             <w:pPr>
               <w:pStyle w:val="Compact"/>
+              <w:spacing w:before="20" w:after="20"/>
               <w:jc w:val="left"/>
             </w:pPr>
             <w:r>
+              <w:rPr>
+                <w:sz w:val="18"/>
+              </w:rPr>
               <w:t xml:space="preserve">NB</w:t>
             </w:r>
           </w:p>
         </w:tc>
         <w:tc>
-          <w:tcPr/>
+          <w:tcPr>
+            <w:noWrap/>
+          </w:tcPr>
           <w:p>
             <w:pPr>
               <w:pStyle w:val="Compact"/>
+              <w:spacing w:before="20" w:after="20"/>
               <w:jc w:val="left"/>
             </w:pPr>
             <w:r>
+              <w:rPr>
+                <w:sz w:val="18"/>
+              </w:rPr>
               <w:t xml:space="preserve">US-054 – US-055</w:t>
             </w:r>
           </w:p>
@@ -893,13 +1357,19 @@
       </w:tr>
       <w:tr>
         <w:tc>
-          <w:tcPr/>
+          <w:tcPr>
+            <w:noWrap/>
+          </w:tcPr>
           <w:p>
             <w:pPr>
               <w:pStyle w:val="Compact"/>
+              <w:spacing w:before="20" w:after="20"/>
               <w:jc w:val="left"/>
             </w:pPr>
             <w:r>
+              <w:rPr>
+                <w:sz w:val="18"/>
+              </w:rPr>
               <w:t xml:space="preserve">EP-11</w:t>
             </w:r>
           </w:p>
@@ -909,33 +1379,49 @@
           <w:p>
             <w:pPr>
               <w:pStyle w:val="Compact"/>
+              <w:spacing w:before="20" w:after="20"/>
               <w:jc w:val="left"/>
             </w:pPr>
             <w:r>
+              <w:rPr>
+                <w:sz w:val="18"/>
+              </w:rPr>
               <w:t xml:space="preserve">Claims FNOL</w:t>
             </w:r>
           </w:p>
         </w:tc>
         <w:tc>
-          <w:tcPr/>
+          <w:tcPr>
+            <w:noWrap/>
+          </w:tcPr>
           <w:p>
             <w:pPr>
               <w:pStyle w:val="Compact"/>
+              <w:spacing w:before="20" w:after="20"/>
               <w:jc w:val="left"/>
             </w:pPr>
             <w:r>
+              <w:rPr>
+                <w:sz w:val="18"/>
+              </w:rPr>
               <w:t xml:space="preserve">T4</w:t>
             </w:r>
           </w:p>
         </w:tc>
         <w:tc>
-          <w:tcPr/>
+          <w:tcPr>
+            <w:noWrap/>
+          </w:tcPr>
           <w:p>
             <w:pPr>
               <w:pStyle w:val="Compact"/>
+              <w:spacing w:before="20" w:after="20"/>
               <w:jc w:val="left"/>
             </w:pPr>
             <w:r>
+              <w:rPr>
+                <w:sz w:val="18"/>
+              </w:rPr>
               <w:t xml:space="preserve">US-056 – US-058</w:t>
             </w:r>
           </w:p>
@@ -943,13 +1429,19 @@
       </w:tr>
       <w:tr>
         <w:tc>
-          <w:tcPr/>
+          <w:tcPr>
+            <w:noWrap/>
+          </w:tcPr>
           <w:p>
             <w:pPr>
               <w:pStyle w:val="Compact"/>
+              <w:spacing w:before="20" w:after="20"/>
               <w:jc w:val="left"/>
             </w:pPr>
             <w:r>
+              <w:rPr>
+                <w:sz w:val="18"/>
+              </w:rPr>
               <w:t xml:space="preserve">EP-12</w:t>
             </w:r>
           </w:p>
@@ -959,9 +1451,13 @@
           <w:p>
             <w:pPr>
               <w:pStyle w:val="Compact"/>
+              <w:spacing w:before="20" w:after="20"/>
               <w:jc w:val="left"/>
             </w:pPr>
             <w:r>
+              <w:rPr>
+                <w:sz w:val="18"/>
+              </w:rPr>
               <w:t xml:space="preserve">Privacy and consent</w:t>
             </w:r>
           </w:p>
@@ -971,21 +1467,31 @@
           <w:p>
             <w:pPr>
               <w:pStyle w:val="Compact"/>
+              <w:spacing w:before="20" w:after="20"/>
               <w:jc w:val="left"/>
             </w:pPr>
             <w:r>
+              <w:rPr>
+                <w:sz w:val="18"/>
+              </w:rPr>
               <w:t xml:space="preserve">PL</w:t>
             </w:r>
           </w:p>
         </w:tc>
         <w:tc>
-          <w:tcPr/>
+          <w:tcPr>
+            <w:noWrap/>
+          </w:tcPr>
           <w:p>
             <w:pPr>
               <w:pStyle w:val="Compact"/>
+              <w:spacing w:before="20" w:after="20"/>
               <w:jc w:val="left"/>
             </w:pPr>
             <w:r>
+              <w:rPr>
+                <w:sz w:val="18"/>
+              </w:rPr>
               <w:t xml:space="preserve">US-059 – US-062</w:t>
             </w:r>
           </w:p>
@@ -993,13 +1499,19 @@
       </w:tr>
       <w:tr>
         <w:tc>
-          <w:tcPr/>
+          <w:tcPr>
+            <w:noWrap/>
+          </w:tcPr>
           <w:p>
             <w:pPr>
               <w:pStyle w:val="Compact"/>
+              <w:spacing w:before="20" w:after="20"/>
               <w:jc w:val="left"/>
             </w:pPr>
             <w:r>
+              <w:rPr>
+                <w:sz w:val="18"/>
+              </w:rPr>
               <w:t xml:space="preserve">EP-13</w:t>
             </w:r>
           </w:p>
@@ -1009,9 +1521,13 @@
           <w:p>
             <w:pPr>
               <w:pStyle w:val="Compact"/>
+              <w:spacing w:before="20" w:after="20"/>
               <w:jc w:val="left"/>
             </w:pPr>
             <w:r>
+              <w:rPr>
+                <w:sz w:val="18"/>
+              </w:rPr>
               <w:t xml:space="preserve">Rule governance</w:t>
             </w:r>
           </w:p>
@@ -1021,21 +1537,31 @@
           <w:p>
             <w:pPr>
               <w:pStyle w:val="Compact"/>
+              <w:spacing w:before="20" w:after="20"/>
               <w:jc w:val="left"/>
             </w:pPr>
             <w:r>
+              <w:rPr>
+                <w:sz w:val="18"/>
+              </w:rPr>
               <w:t xml:space="preserve">PL</w:t>
             </w:r>
           </w:p>
         </w:tc>
         <w:tc>
-          <w:tcPr/>
+          <w:tcPr>
+            <w:noWrap/>
+          </w:tcPr>
           <w:p>
             <w:pPr>
               <w:pStyle w:val="Compact"/>
+              <w:spacing w:before="20" w:after="20"/>
               <w:jc w:val="left"/>
             </w:pPr>
             <w:r>
+              <w:rPr>
+                <w:sz w:val="18"/>
+              </w:rPr>
               <w:t xml:space="preserve">US-063 – US-068</w:t>
             </w:r>
           </w:p>
@@ -1043,13 +1569,19 @@
       </w:tr>
       <w:tr>
         <w:tc>
-          <w:tcPr/>
+          <w:tcPr>
+            <w:noWrap/>
+          </w:tcPr>
           <w:p>
             <w:pPr>
               <w:pStyle w:val="Compact"/>
+              <w:spacing w:before="20" w:after="20"/>
               <w:jc w:val="left"/>
             </w:pPr>
             <w:r>
+              <w:rPr>
+                <w:sz w:val="18"/>
+              </w:rPr>
               <w:t xml:space="preserve">EP-14</w:t>
             </w:r>
           </w:p>
@@ -1059,9 +1591,13 @@
           <w:p>
             <w:pPr>
               <w:pStyle w:val="Compact"/>
+              <w:spacing w:before="20" w:after="20"/>
               <w:jc w:val="left"/>
             </w:pPr>
             <w:r>
+              <w:rPr>
+                <w:sz w:val="18"/>
+              </w:rPr>
               <w:t xml:space="preserve">Identity, access and audit</w:t>
             </w:r>
           </w:p>
@@ -1071,21 +1607,31 @@
           <w:p>
             <w:pPr>
               <w:pStyle w:val="Compact"/>
+              <w:spacing w:before="20" w:after="20"/>
               <w:jc w:val="left"/>
             </w:pPr>
             <w:r>
+              <w:rPr>
+                <w:sz w:val="18"/>
+              </w:rPr>
               <w:t xml:space="preserve">PL</w:t>
             </w:r>
           </w:p>
         </w:tc>
         <w:tc>
-          <w:tcPr/>
+          <w:tcPr>
+            <w:noWrap/>
+          </w:tcPr>
           <w:p>
             <w:pPr>
               <w:pStyle w:val="Compact"/>
+              <w:spacing w:before="20" w:after="20"/>
               <w:jc w:val="left"/>
             </w:pPr>
             <w:r>
+              <w:rPr>
+                <w:sz w:val="18"/>
+              </w:rPr>
               <w:t xml:space="preserve">US-069 – US-072</w:t>
             </w:r>
           </w:p>
@@ -1093,13 +1639,19 @@
       </w:tr>
       <w:tr>
         <w:tc>
-          <w:tcPr/>
+          <w:tcPr>
+            <w:noWrap/>
+          </w:tcPr>
           <w:p>
             <w:pPr>
               <w:pStyle w:val="Compact"/>
+              <w:spacing w:before="20" w:after="20"/>
               <w:jc w:val="left"/>
             </w:pPr>
             <w:r>
+              <w:rPr>
+                <w:sz w:val="18"/>
+              </w:rPr>
               <w:t xml:space="preserve">EP-15</w:t>
             </w:r>
           </w:p>
@@ -1109,9 +1661,13 @@
           <w:p>
             <w:pPr>
               <w:pStyle w:val="Compact"/>
+              <w:spacing w:before="20" w:after="20"/>
               <w:jc w:val="left"/>
             </w:pPr>
             <w:r>
+              <w:rPr>
+                <w:sz w:val="18"/>
+              </w:rPr>
               <w:t xml:space="preserve">Operations, insights and UX</w:t>
             </w:r>
           </w:p>
@@ -1121,21 +1677,31 @@
           <w:p>
             <w:pPr>
               <w:pStyle w:val="Compact"/>
+              <w:spacing w:before="20" w:after="20"/>
               <w:jc w:val="left"/>
             </w:pPr>
             <w:r>
+              <w:rPr>
+                <w:sz w:val="18"/>
+              </w:rPr>
               <w:t xml:space="preserve">PL</w:t>
             </w:r>
           </w:p>
         </w:tc>
         <w:tc>
-          <w:tcPr/>
+          <w:tcPr>
+            <w:noWrap/>
+          </w:tcPr>
           <w:p>
             <w:pPr>
               <w:pStyle w:val="Compact"/>
+              <w:spacing w:before="20" w:after="20"/>
               <w:jc w:val="left"/>
             </w:pPr>
             <w:r>
+              <w:rPr>
+                <w:sz w:val="18"/>
+              </w:rPr>
               <w:t xml:space="preserve">US-073 – US-077</w:t>
             </w:r>
           </w:p>
@@ -2046,7 +2612,7 @@
         <w:rPr>
           <w:rStyle w:val="VerbatimChar"/>
         </w:rPr>
-        <w:t xml:space="preserve">  Given a customer declared expiry "2027-01-15" (customer_declared, 0.8)</w:t>
+        <w:t xml:space="preserve">  Given a customer declared expiry "2027-01-15" (customer_declared, 0.75)</w:t>
       </w:r>
       <w:r>
         <w:br/>
@@ -3489,7 +4055,16 @@
         <w:rPr>
           <w:rStyle w:val="VerbatimChar"/>
         </w:rPr>
-        <w:t xml:space="preserve">  Then the touchpoint is "skipped" with reason "outside allowed contact hours"</w:t>
+        <w:t xml:space="preserve">  Then the touchpoint is not sent, with reason "outside allowed contact hours"</w:t>
+      </w:r>
+      <w:r>
+        <w:br/>
+      </w:r>
+      <w:r>
+        <w:rPr>
+          <w:rStyle w:val="VerbatimChar"/>
+        </w:rPr>
+        <w:t xml:space="preserve">  And it stays scheduled (deferred) for the next run inside 08:00–20:00 ICT</w:t>
       </w:r>
       <w:r>
         <w:br/>
@@ -3718,7 +4293,7 @@
         <w:rPr>
           <w:rStyle w:val="VerbatimChar"/>
         </w:rPr>
-        <w:t xml:space="preserve">  Given a text containing "giam gia"</w:t>
+        <w:t xml:space="preserve">  Given a text containing "giam gia", "giảm  giá" or "cash back"</w:t>
       </w:r>
       <w:r>
         <w:br/>
@@ -6042,7 +6617,7 @@
         <w:rPr>
           <w:rStyle w:val="VerbatimChar"/>
         </w:rPr>
-        <w:t xml:space="preserve">  # Note: not enforced by the current campaign route — see doc 05 E-01</w:t>
+        <w:t xml:space="preserve">  # Implemented: the campaign applies the full contact policy (doc 05 E-01, resolved)</w:t>
       </w:r>
     </w:p>
     <w:bookmarkEnd w:id="54"/>
@@ -6918,7 +7493,7 @@
         <w:t xml:space="preserve"> </w:t>
       </w:r>
       <w:r>
-        <w:t xml:space="preserve">to build the right quote and send the one-tap link while on the call</w:t>
+        <w:t xml:space="preserve">to build the right quote and send it to the customer's VETC app while on the call</w:t>
       </w:r>
       <w:r>
         <w:t xml:space="preserve"> </w:t>
@@ -6934,7 +7509,7 @@
         <w:t xml:space="preserve"> </w:t>
       </w:r>
       <w:r>
-        <w:t xml:space="preserve">the customer pays safely in the VETC app.</w:t>
+        <w:t xml:space="preserve">the customer pays safely in the app.</w:t>
       </w:r>
       <w:r>
         <w:t xml:space="preserve"> </w:t>
@@ -7013,7 +7588,34 @@
         <w:rPr>
           <w:rStyle w:val="VerbatimChar"/>
         </w:rPr>
-        <w:t xml:space="preserve">  And I mark the handoff "won" only after the customer confirms payment in the VETC app</w:t>
+        <w:t xml:space="preserve">  When I POST /api/quotes/{id}/send</w:t>
+      </w:r>
+      <w:r>
+        <w:br/>
+      </w:r>
+      <w:r>
+        <w:rPr>
+          <w:rStyle w:val="VerbatimChar"/>
+        </w:rPr>
+        <w:t xml:space="preserve">  Then the quote is sent to the customer's VETC app or Zalo as a service message</w:t>
+      </w:r>
+      <w:r>
+        <w:br/>
+      </w:r>
+      <w:r>
+        <w:rPr>
+          <w:rStyle w:val="VerbatimChar"/>
+        </w:rPr>
+        <w:t xml:space="preserve">  And the customer sees it in GET /api/customer/quotes</w:t>
+      </w:r>
+      <w:r>
+        <w:br/>
+      </w:r>
+      <w:r>
+        <w:rPr>
+          <w:rStyle w:val="VerbatimChar"/>
+        </w:rPr>
+        <w:t xml:space="preserve">  And I mark the handoff "won" only after the customer pays in the VETC app</w:t>
       </w:r>
       <w:r>
         <w:br/>
@@ -7034,16 +7636,25 @@
         <w:rPr>
           <w:rStyle w:val="VerbatimChar"/>
         </w:rPr>
-        <w:t xml:space="preserve">  Then staff-initiated orders must not debit the wallet without in-app customer confirmation</w:t>
-      </w:r>
-      <w:r>
-        <w:br/>
-      </w:r>
-      <w:r>
-        <w:rPr>
-          <w:rStyle w:val="VerbatimChar"/>
-        </w:rPr>
-        <w:t xml:space="preserve">  # See doc 05 E-22</w:t>
+        <w:t xml:space="preserve">  Then there is no staff payment endpoint (POST /api/orders returns 404)</w:t>
+      </w:r>
+      <w:r>
+        <w:br/>
+      </w:r>
+      <w:r>
+        <w:rPr>
+          <w:rStyle w:val="VerbatimChar"/>
+        </w:rPr>
+        <w:t xml:space="preserve">  And only the customer can pay, with POST /api/customer/orders and an Idempotency-Key</w:t>
+      </w:r>
+      <w:r>
+        <w:br/>
+      </w:r>
+      <w:r>
+        <w:rPr>
+          <w:rStyle w:val="VerbatimChar"/>
+        </w:rPr>
+        <w:t xml:space="preserve">  # Implemented (doc 05 E-22, resolved)</w:t>
       </w:r>
     </w:p>
     <w:p>
@@ -7664,6 +8275,15 @@
         <w:br/>
       </w:r>
       <w:r>
+        <w:rPr>
+          <w:rStyle w:val="VerbatimChar"/>
+        </w:rPr>
+        <w:t xml:space="preserve">  And if the earlier attempt failed, reusing its Idempotency-Key returns 409</w:t>
+      </w:r>
+      <w:r>
+        <w:br/>
+      </w:r>
+      <w:r>
         <w:br/>
       </w:r>
       <w:r>
@@ -8120,7 +8740,7 @@
         <w:rPr>
           <w:rStyle w:val="VerbatimChar"/>
         </w:rPr>
-        <w:t xml:space="preserve">  Then the payment is refunded, the order status is "issuance_failed_refunded" and "order.issuance_failed" is audited</w:t>
+        <w:t xml:space="preserve">  Then any issued lines are cancelled, the payment is refunded in full, the order status is "issuance_failed_refunded" and "order.issuance_failed" is audited</w:t>
       </w:r>
     </w:p>
     <w:p>
@@ -8563,6 +9183,15 @@
         <w:br/>
       </w:r>
       <w:r>
+        <w:rPr>
+          <w:rStyle w:val="VerbatimChar"/>
+        </w:rPr>
+        <w:t xml:space="preserve">  And payment is blocked until a vehicle inspection is recorded with POST /api/quotes/{id}/inspection</w:t>
+      </w:r>
+      <w:r>
+        <w:br/>
+      </w:r>
+      <w:r>
         <w:br/>
       </w:r>
       <w:r>
@@ -8890,13 +9519,13 @@
       </w:r>
     </w:p>
     <w:bookmarkEnd w:id="75"/>
-    <w:bookmarkStart w:id="76" w:name="Xd5767b44446d6dc70bfb9c406da7468598a5af3"/>
+    <w:bookmarkStart w:id="76" w:name="Xa24a046933be73ffd0734ff4cda77cd55151e52"/>
     <w:p>
       <w:pPr>
         <w:pStyle w:val="Heading3"/>
       </w:pPr>
       <w:r>
-        <w:t xml:space="preserve">US-048: Never lapse with auto-renew (planned)</w:t>
+        <w:t xml:space="preserve">US-048: Never lapse with auto-renew (roadmap)</w:t>
       </w:r>
     </w:p>
     <w:p>
@@ -9035,6 +9664,24 @@
           <w:rStyle w:val="VerbatimChar"/>
         </w:rPr>
         <w:t xml:space="preserve">  And if I do not confirm, no debit happens and normal reminders continue</w:t>
+      </w:r>
+      <w:r>
+        <w:br/>
+      </w:r>
+      <w:r>
+        <w:rPr>
+          <w:rStyle w:val="VerbatimChar"/>
+        </w:rPr>
+        <w:t xml:space="preserve">  # Auto-renew is on the roadmap (benefit available = false). The automated test verifies the</w:t>
+      </w:r>
+      <w:r>
+        <w:br/>
+      </w:r>
+      <w:r>
+        <w:rPr>
+          <w:rStyle w:val="VerbatimChar"/>
+        </w:rPr>
+        <w:t xml:space="preserve">  # confirm-before-debit guarantee today: staff cannot debit a customer's wallet.</w:t>
       </w:r>
     </w:p>
     <w:p>
@@ -9486,6 +10133,15 @@
         <w:br/>
       </w:r>
       <w:r>
+        <w:rPr>
+          <w:rStyle w:val="VerbatimChar"/>
+        </w:rPr>
+        <w:t xml:space="preserve">  And no VETC wallet is debited: the payment reference starts with "PARTNER-" (premium collected by the partner)</w:t>
+      </w:r>
+      <w:r>
+        <w:br/>
+      </w:r>
+      <w:r>
         <w:br/>
       </w:r>
       <w:r>
@@ -9959,26 +10615,26 @@
         <w:rPr>
           <w:rStyle w:val="VerbatimChar"/>
         </w:rPr>
-        <w:t xml:space="preserve">  Then company-owned vehicles are not enrolled in renewal or conquest B2C journeys</w:t>
-      </w:r>
-      <w:r>
-        <w:br/>
-      </w:r>
-      <w:r>
-        <w:rPr>
-          <w:rStyle w:val="VerbatimChar"/>
-        </w:rPr>
-        <w:t xml:space="preserve">  # Not yet enforced by journeys.json audiences — see doc 05 E-07</w:t>
+        <w:t xml:space="preserve">  Then company-owned vehicles are not enrolled in any consumer journey and have no scheduled touchpoints</w:t>
+      </w:r>
+      <w:r>
+        <w:br/>
+      </w:r>
+      <w:r>
+        <w:rPr>
+          <w:rStyle w:val="VerbatimChar"/>
+        </w:rPr>
+        <w:t xml:space="preserve">  # Implemented: journey audiences exclude ownerType = company (doc 05 E-07, resolved)</w:t>
       </w:r>
     </w:p>
     <w:bookmarkEnd w:id="84"/>
-    <w:bookmarkStart w:id="85" w:name="us-055-fleet-renewal-dashboard-planned"/>
+    <w:bookmarkStart w:id="85" w:name="us-055-fleet-renewal-dashboard-roadmap"/>
     <w:p>
       <w:pPr>
         <w:pStyle w:val="Heading3"/>
       </w:pPr>
       <w:r>
-        <w:t xml:space="preserve">US-055: Fleet renewal dashboard (planned)</w:t>
+        <w:t xml:space="preserve">US-055: Fleet renewal dashboard (roadmap)</w:t>
       </w:r>
     </w:p>
     <w:p>
@@ -10108,6 +10764,15 @@
           <w:rStyle w:val="VerbatimChar"/>
         </w:rPr>
         <w:t xml:space="preserve">  And I can renew a selection in one order and receive one consolidated VAT invoice</w:t>
+      </w:r>
+      <w:r>
+        <w:br/>
+      </w:r>
+      <w:r>
+        <w:rPr>
+          <w:rStyle w:val="VerbatimChar"/>
+        </w:rPr>
+        <w:t xml:space="preserve">  # Roadmap (benefit fleet_dashboard available = false); recorded as a manual/roadmap test</w:t>
       </w:r>
     </w:p>
     <w:p>
@@ -10260,6 +10925,15 @@
         <w:br/>
       </w:r>
       <w:r>
+        <w:rPr>
+          <w:rStyle w:val="VerbatimChar"/>
+        </w:rPr>
+        <w:t xml:space="preserve">  And an acknowledgement message ("claim_received") is sent to me</w:t>
+      </w:r>
+      <w:r>
+        <w:br/>
+      </w:r>
+      <w:r>
         <w:br/>
       </w:r>
       <w:r>
@@ -10863,7 +11537,7 @@
         <w:rPr>
           <w:rStyle w:val="VerbatimChar"/>
         </w:rPr>
-        <w:t xml:space="preserve">  Then I receive my profile, lead, policies, messages, source records (without internal hidden fields) and voice sessions</w:t>
+        <w:t xml:space="preserve">  Then I receive my profile, lead, policies, quotes, orders, claims, telesales tasks, messages, source records (without internal hidden fields) and voice sessions</w:t>
       </w:r>
       <w:r>
         <w:br/>
@@ -11050,7 +11724,7 @@
         <w:rPr>
           <w:rStyle w:val="VerbatimChar"/>
         </w:rPr>
-        <w:t xml:space="preserve">  And PII in handoffs and claims is also scrubbed  # target — see doc 05 E-19</w:t>
+        <w:t xml:space="preserve">  And PII in handoffs, claim text and voice signals is also scrubbed, and my sessions are invalidated</w:t>
       </w:r>
     </w:p>
     <w:bookmarkEnd w:id="93"/>
@@ -12196,16 +12870,34 @@
         <w:rPr>
           <w:rStyle w:val="VerbatimChar"/>
         </w:rPr>
-        <w:t xml:space="preserve">  Given a data_steward account with no TOTP secret</w:t>
-      </w:r>
-      <w:r>
-        <w:br/>
-      </w:r>
-      <w:r>
-        <w:rPr>
-          <w:rStyle w:val="VerbatimChar"/>
-        </w:rPr>
-        <w:t xml:space="preserve">  Then login fails with "MFA enrolment required for your role"</w:t>
+        <w:t xml:space="preserve">  Given a new data_steward account that has not enrolled MFA</w:t>
+      </w:r>
+      <w:r>
+        <w:br/>
+      </w:r>
+      <w:r>
+        <w:rPr>
+          <w:rStyle w:val="VerbatimChar"/>
+        </w:rPr>
+        <w:t xml:space="preserve">  When I POST /api/auth/login with correct credentials</w:t>
+      </w:r>
+      <w:r>
+        <w:br/>
+      </w:r>
+      <w:r>
+        <w:rPr>
+          <w:rStyle w:val="VerbatimChar"/>
+        </w:rPr>
+        <w:t xml:space="preserve">  Then I receive mfaEnrolment = true and an otpauth URI shown only to me</w:t>
+      </w:r>
+      <w:r>
+        <w:br/>
+      </w:r>
+      <w:r>
+        <w:rPr>
+          <w:rStyle w:val="VerbatimChar"/>
+        </w:rPr>
+        <w:t xml:space="preserve">  And my first valid TOTP code completes enrolment (codes cannot be reused)</w:t>
       </w:r>
     </w:p>
     <w:bookmarkEnd w:id="103"/>
@@ -12326,7 +13018,16 @@
         <w:rPr>
           <w:rStyle w:val="VerbatimChar"/>
         </w:rPr>
-        <w:t xml:space="preserve">  Then the 6th attempt within 15 minutes returns "locked" even with the right password</w:t>
+        <w:t xml:space="preserve">  Then the 6th attempt within 15 minutes returns "locked" (HTTP 423) even with the right password</w:t>
+      </w:r>
+      <w:r>
+        <w:br/>
+      </w:r>
+      <w:r>
+        <w:rPr>
+          <w:rStyle w:val="VerbatimChar"/>
+        </w:rPr>
+        <w:t xml:space="preserve">  And wrong MFA codes count towards the same lockout</w:t>
       </w:r>
       <w:r>
         <w:br/>
@@ -12462,6 +13163,15 @@
         <w:br/>
       </w:r>
       <w:r>
+        <w:rPr>
+          <w:rStyle w:val="VerbatimChar"/>
+        </w:rPr>
+        <w:t xml:space="preserve">  And the user must change the password at first sign-in</w:t>
+      </w:r>
+      <w:r>
+        <w:br/>
+      </w:r>
+      <w:r>
         <w:br/>
       </w:r>
       <w:r>
@@ -12477,7 +13187,7 @@
         <w:rPr>
           <w:rStyle w:val="VerbatimChar"/>
         </w:rPr>
-        <w:t xml:space="preserve">  When the password has 8 characters</w:t>
+        <w:t xml:space="preserve">  When the password has fewer than 12 characters</w:t>
       </w:r>
       <w:r>
         <w:br/>
@@ -13392,7 +14102,7 @@
     </w:pPr>
     <w:r>
       <w:rPr>
-        <w:rFonts w:ascii="Arial" w:hAnsi="Arial"/>
+        <w:rFonts w:ascii="Calibri" w:hAnsi="Calibri"/>
         <w:sz w:val="16"/>
       </w:rPr>
       <w:t xml:space="preserve">Prepared by iorta TechNXT · Confidential · Page </w:t>
@@ -13437,7 +14147,7 @@
     </w:pPr>
     <w:r>
       <w:rPr>
-        <w:rFonts w:ascii="Arial" w:hAnsi="Arial"/>
+        <w:rFonts w:ascii="Calibri" w:hAnsi="Calibri"/>
         <w:color w:val="213368"/>
         <w:sz w:val="16"/>
       </w:rPr>
@@ -13632,9 +14342,9 @@
     <w:name w:val="Normal"/>
     <w:qFormat/>
     <w:rPr>
-      <w:rFonts w:ascii="Arial" w:cs="Arial" w:eastAsia="Arial" w:hAnsi="Arial"/>
+      <w:rFonts w:ascii="Calibri" w:cs="Calibri" w:eastAsia="Calibri" w:hAnsi="Calibri"/>
       <w:color w:val="121A33"/>
-      <w:sz w:val="21"/>
+      <w:sz w:val="22"/>
     </w:rPr>
   </w:style>
   <w:style w:styleId="BodyText" w:type="paragraph">
@@ -13646,9 +14356,9 @@
     </w:pPr>
     <w:qFormat/>
     <w:rPr>
-      <w:rFonts w:ascii="Arial" w:cs="Arial" w:eastAsia="Arial" w:hAnsi="Arial"/>
+      <w:rFonts w:ascii="Calibri" w:cs="Calibri" w:eastAsia="Calibri" w:hAnsi="Calibri"/>
       <w:color w:val="121A33"/>
-      <w:sz w:val="21"/>
+      <w:sz w:val="22"/>
     </w:rPr>
   </w:style>
   <w:style w:customStyle="1" w:styleId="FirstParagraph" w:type="paragraph">
@@ -13657,9 +14367,9 @@
     <w:next w:val="BodyText"/>
     <w:qFormat/>
     <w:rPr>
-      <w:rFonts w:ascii="Arial" w:cs="Arial" w:eastAsia="Arial" w:hAnsi="Arial"/>
+      <w:rFonts w:ascii="Calibri" w:cs="Calibri" w:eastAsia="Calibri" w:hAnsi="Calibri"/>
       <w:color w:val="121A33"/>
-      <w:sz w:val="21"/>
+      <w:sz w:val="22"/>
     </w:rPr>
   </w:style>
   <w:style w:customStyle="1" w:styleId="Compact" w:type="paragraph">
@@ -13670,9 +14380,9 @@
       <w:spacing w:after="36" w:before="36"/>
     </w:pPr>
     <w:rPr>
-      <w:rFonts w:ascii="Arial" w:cs="Arial" w:eastAsia="Arial" w:hAnsi="Arial"/>
+      <w:rFonts w:ascii="Calibri" w:cs="Calibri" w:eastAsia="Calibri" w:hAnsi="Calibri"/>
       <w:color w:val="121A33"/>
-      <w:sz w:val="21"/>
+      <w:sz w:val="22"/>
     </w:rPr>
   </w:style>
   <w:style w:styleId="Title" w:type="paragraph">
@@ -13687,11 +14397,11 @@
       <w:jc w:val="center"/>
     </w:pPr>
     <w:rPr>
-      <w:rFonts w:ascii="Arial" w:asciiTheme="majorHAnsi" w:cs="Arial" w:cstheme="majorBidi" w:eastAsia="Arial" w:eastAsiaTheme="majorEastAsia" w:hAnsi="Arial" w:hAnsiTheme="majorHAnsi"/>
+      <w:rFonts w:ascii="Calibri" w:asciiTheme="majorHAnsi" w:cs="Calibri" w:cstheme="majorBidi" w:eastAsia="Calibri" w:eastAsiaTheme="majorEastAsia" w:hAnsi="Calibri" w:hAnsiTheme="majorHAnsi"/>
       <w:b/>
       <w:bCs/>
       <w:color w:val="213368"/>
-      <w:sz w:val="48"/>
+      <w:sz w:val="52"/>
       <w:szCs w:val="36"/>
     </w:rPr>
   </w:style>
@@ -13707,7 +14417,7 @@
       <w:jc w:val="center"/>
     </w:pPr>
     <w:rPr>
-      <w:rFonts w:ascii="Arial" w:cs="Arial" w:eastAsia="Arial" w:hAnsi="Arial"/>
+      <w:rFonts w:ascii="Calibri" w:cs="Calibri" w:eastAsia="Calibri" w:hAnsi="Calibri"/>
       <w:b w:val="0"/>
       <w:color w:val="0B6B66"/>
       <w:sz w:val="26"/>
@@ -13976,9 +14686,9 @@
       <w:ind w:firstLine="0" w:left="480" w:right="480"/>
     </w:pPr>
     <w:rPr>
-      <w:rFonts w:ascii="Arial" w:cs="Arial" w:eastAsia="Arial" w:hAnsi="Arial"/>
+      <w:rFonts w:ascii="Calibri" w:cs="Calibri" w:eastAsia="Calibri" w:hAnsi="Calibri"/>
       <w:color w:val="121A33"/>
-      <w:sz w:val="21"/>
+      <w:sz w:val="22"/>
     </w:rPr>
   </w:style>
   <w:style w:styleId="FootnoteText" w:type="paragraph">
@@ -14001,7 +14711,7 @@
     <w:unhideWhenUsed/>
     <w:qFormat/>
     <w:rPr>
-      <w:rFonts w:ascii="Arial" w:cs="Arial" w:eastAsia="Arial" w:hAnsi="Arial"/>
+      <w:rFonts w:ascii="Calibri" w:cs="Calibri" w:eastAsia="Calibri" w:hAnsi="Calibri"/>
       <w:sz w:val="18"/>
     </w:rPr>
     <w:tblPr>
@@ -14097,7 +14807,8 @@
     <w:basedOn w:val="BodyTextChar"/>
     <w:rPr>
       <w:rFonts w:ascii="Consolas" w:cs="Consolas" w:eastAsia="Consolas" w:hAnsi="Consolas"/>
-      <w:sz w:val="17"/>
+      <w:color w:val="2A3A6E"/>
+      <w:sz w:val="18"/>
     </w:rPr>
   </w:style>
   <w:style w:customStyle="1" w:styleId="SectionNumber" w:type="character">
